--- a/published/ai-family/03_patterns_in_play/02_agents/lab-protocols/02_agents-lab.docx
+++ b/published/ai-family/03_patterns_in_play/02_agents/lab-protocols/02_agents-lab.docx
@@ -4,32 +4,90 @@
   <w:body>
     <w:p>
       <w:r>
-        <w:t>Lab: Exploring Agents</w:t>
+        <w:t>Lab: The Follower Game</w:t>
       </w:r>
     </w:p>
     <w:p>
       <w:r>
-        <w:t>Objective</w:t>
+        <w:t>Goal</w:t>
       </w:r>
     </w:p>
     <w:p>
       <w:r>
-        <w:t>Design and simulate a simple agent that demonstrates the principles of Agents .</w:t>
+        <w:t>To practice Leading and Following (Switching Roles).</w:t>
       </w:r>
     </w:p>
     <w:p>
       <w:r>
-        <w:t>Prerequisites</w:t>
+        <w:t>What You Need</w:t>
       </w:r>
     </w:p>
     <w:p>
       <w:r>
-        <w:t>Basic understanding of Python or a relevant simulation tool.  Familiarity with the formal definition of Agents.   Steps</w:t>
+        <w:t>A partner.  Space to walk.   Steps</w:t>
       </w:r>
     </w:p>
     <w:p>
       <w:r>
-        <w:t>Define the Environment : Create a simple grid world or state space relevant to Family.  Define the Agent : Specify the agent's generative model, focusing on Agents.  Simulation : Run the agent for 100 timesteps.  Perturbation : Introduce a specific challenge to Agents (e.g., increased noise, occlusion).  Analysis : Plot the Free Energy over time. Does the agent successfully adapt?   Discussion Requirements</w:t>
+        <w:t>1. Follow the Leader</w:t>
+      </w:r>
+    </w:p>
+    <w:p>
+      <w:r>
+        <w:t>Person A is the Leader.</w:t>
+        <w:br/>
+        <w:t>Person B is the Shadow.</w:t>
+        <w:br/>
+        <w:t>Walk around the room.</w:t>
+        <w:br/>
+        <w:t>If A stops, B stops.</w:t>
+        <w:br/>
+        <w:t>If A hops, B hops.</w:t>
+      </w:r>
+    </w:p>
+    <w:p>
+      <w:r>
+        <w:t>2. The Switch</w:t>
+      </w:r>
+    </w:p>
+    <w:p>
+      <w:r>
+        <w:t>Yell "SWITCH!"</w:t>
+        <w:br/>
+        <w:t>Now B is the Leader and A is the Shadow.</w:t>
+        <w:br/>
+        <w:t>Did you change your mind?</w:t>
+      </w:r>
+    </w:p>
+    <w:p>
+      <w:r>
+        <w:t>3. The Hive Mind</w:t>
+      </w:r>
+    </w:p>
+    <w:p>
+      <w:r>
+        <w:t>Try to walk together side-by-side.</w:t>
+        <w:br/>
+        <w:t>No leader. No follower.</w:t>
+        <w:br/>
+        <w:t>Just stay together.</w:t>
+        <w:br/>
+        <w:t>(This is Swarm Intelligence!).</w:t>
+      </w:r>
+    </w:p>
+    <w:p>
+      <w:r>
+        <w:t>Discussion</w:t>
+      </w:r>
+    </w:p>
+    <w:p>
+      <w:r>
+        <w:t>Which was harder? Leading or Following?  How did you know when to turn?  Teams work best when they move like a Swarm.   What We Learned</w:t>
+      </w:r>
+    </w:p>
+    <w:p>
+      <w:r>
+        <w:t>Agents can be leaders or followers. The best agents can do BOTH.</w:t>
       </w:r>
     </w:p>
     <w:sectPr>
